--- a/cv/erez-volk-cv-es.docx
+++ b/cv/erez-volk-cv-es.docx
@@ -3505,6 +3505,60 @@
     </w:p>
     <w:p>
       <w:pPr>
+        <w:pStyle w:val="Work"/>
+      </w:pPr>
+      <w:r>
+        <w:t xml:space="preserve"/>
+      </w:r>
+    </w:p>
+    <w:p>
+      <w:pPr>
+        <w:pStyle w:val="Work"/>
+      </w:pPr>
+      <w:r>
+        <w:tab/>
+      </w:r>
+      <w:r>
+        <w:rPr>
+          <w:rStyle w:val="WorkNumber"/>
+        </w:rPr>
+        <w:t xml:space="preserve">59</w:t>
+      </w:r>
+      <w:r>
+        <w:tab/>
+      </w:r>
+      <w:r>
+        <w:rPr>
+          <w:rStyle w:val="BookTitle"/>
+        </w:rPr>
+        <w:t xml:space="preserve">Checkmate in Berlin []</w:t>
+      </w:r>
+      <w:r>
+        <w:rPr>
+          <w:lang w:val="en-US"/>
+        </w:rPr>
+        <w:t xml:space="preserve"> </w:t>
+      </w:r>
+      <w:r>
+        <w:t xml:space="preserve">de Giles Milton.</w:t>
+      </w:r>
+      <w:r>
+        <w:t xml:space="preserve"> </w:t>
+      </w:r>
+      <w:r>
+        <w:t xml:space="preserve">Zmora-Bitan, 2026.</w:t>
+      </w:r>
+    </w:p>
+    <w:p>
+      <w:pPr>
+        <w:pStyle w:val="Work"/>
+      </w:pPr>
+      <w:r>
+        <w:t xml:space="preserve"/>
+      </w:r>
+    </w:p>
+    <w:p>
+      <w:pPr>
         <w:rPr>
           <w:lang w:val="es-ES"/>
         </w:rPr>
@@ -3561,7 +3615,7 @@
         <w:rPr>
           <w:rStyle w:val="WorkNumber"/>
         </w:rPr>
-        <w:t xml:space="preserve">59</w:t>
+        <w:t xml:space="preserve">60</w:t>
       </w:r>
       <w:r>
         <w:tab/>
@@ -3615,7 +3669,7 @@
         <w:rPr>
           <w:rStyle w:val="WorkNumber"/>
         </w:rPr>
-        <w:t xml:space="preserve">60</w:t>
+        <w:t xml:space="preserve">61</w:t>
       </w:r>
       <w:r>
         <w:tab/>
@@ -3669,7 +3723,7 @@
         <w:rPr>
           <w:rStyle w:val="WorkNumber"/>
         </w:rPr>
-        <w:t xml:space="preserve">61</w:t>
+        <w:t xml:space="preserve">62</w:t>
       </w:r>
       <w:r>
         <w:tab/>
@@ -3723,7 +3777,7 @@
         <w:rPr>
           <w:rStyle w:val="WorkNumber"/>
         </w:rPr>
-        <w:t xml:space="preserve">62</w:t>
+        <w:t xml:space="preserve">63</w:t>
       </w:r>
       <w:r>
         <w:tab/>
@@ -3816,7 +3870,7 @@
         <w:rPr>
           <w:rStyle w:val="WorkNumber"/>
         </w:rPr>
-        <w:t xml:space="preserve">63</w:t>
+        <w:t xml:space="preserve">64</w:t>
       </w:r>
       <w:r>
         <w:tab/>

--- a/cv/erez-volk-cv-es.docx
+++ b/cv/erez-volk-cv-es.docx
@@ -1849,6 +1849,60 @@
     </w:p>
     <w:p>
       <w:pPr>
+        <w:pStyle w:val="Work"/>
+      </w:pPr>
+      <w:r>
+        <w:t xml:space="preserve"/>
+      </w:r>
+    </w:p>
+    <w:p>
+      <w:pPr>
+        <w:pStyle w:val="Work"/>
+      </w:pPr>
+      <w:r>
+        <w:tab/>
+      </w:r>
+      <w:r>
+        <w:rPr>
+          <w:rStyle w:val="WorkNumber"/>
+        </w:rPr>
+        <w:t xml:space="preserve">30</w:t>
+      </w:r>
+      <w:r>
+        <w:tab/>
+      </w:r>
+      <w:r>
+        <w:rPr>
+          <w:rStyle w:val="BookTitle"/>
+        </w:rPr>
+        <w:t xml:space="preserve">El pueblo quieto</w:t>
+      </w:r>
+      <w:r>
+        <w:rPr>
+          <w:lang w:val="en-US"/>
+        </w:rPr>
+        <w:t xml:space="preserve"> </w:t>
+      </w:r>
+      <w:r>
+        <w:t xml:space="preserve">de Federico García Lorca.</w:t>
+      </w:r>
+      <w:r>
+        <w:t xml:space="preserve"> </w:t>
+      </w:r>
+      <w:r>
+        <w:t xml:space="preserve">Nine Lives Press, 2026.</w:t>
+      </w:r>
+    </w:p>
+    <w:p>
+      <w:pPr>
+        <w:pStyle w:val="Work"/>
+      </w:pPr>
+      <w:r>
+        <w:t xml:space="preserve"/>
+      </w:r>
+    </w:p>
+    <w:p>
+      <w:pPr>
         <w:rPr>
           <w:lang w:val="es-ES"/>
         </w:rPr>
@@ -1905,7 +1959,7 @@
         <w:rPr>
           <w:rStyle w:val="WorkNumber"/>
         </w:rPr>
-        <w:t xml:space="preserve">30</w:t>
+        <w:t xml:space="preserve">31</w:t>
       </w:r>
       <w:r>
         <w:tab/>
@@ -1959,7 +2013,7 @@
         <w:rPr>
           <w:rStyle w:val="WorkNumber"/>
         </w:rPr>
-        <w:t xml:space="preserve">31</w:t>
+        <w:t xml:space="preserve">32</w:t>
       </w:r>
       <w:r>
         <w:tab/>
@@ -2013,7 +2067,7 @@
         <w:rPr>
           <w:rStyle w:val="WorkNumber"/>
         </w:rPr>
-        <w:t xml:space="preserve">32</w:t>
+        <w:t xml:space="preserve">33</w:t>
       </w:r>
       <w:r>
         <w:tab/>
@@ -2067,7 +2121,7 @@
         <w:rPr>
           <w:rStyle w:val="WorkNumber"/>
         </w:rPr>
-        <w:t xml:space="preserve">33</w:t>
+        <w:t xml:space="preserve">34</w:t>
       </w:r>
       <w:r>
         <w:tab/>
@@ -2121,7 +2175,7 @@
         <w:rPr>
           <w:rStyle w:val="WorkNumber"/>
         </w:rPr>
-        <w:t xml:space="preserve">34</w:t>
+        <w:t xml:space="preserve">35</w:t>
       </w:r>
       <w:r>
         <w:tab/>
@@ -2175,7 +2229,7 @@
         <w:rPr>
           <w:rStyle w:val="WorkNumber"/>
         </w:rPr>
-        <w:t xml:space="preserve">35</w:t>
+        <w:t xml:space="preserve">36</w:t>
       </w:r>
       <w:r>
         <w:tab/>
@@ -2229,7 +2283,7 @@
         <w:rPr>
           <w:rStyle w:val="WorkNumber"/>
         </w:rPr>
-        <w:t xml:space="preserve">36</w:t>
+        <w:t xml:space="preserve">37</w:t>
       </w:r>
       <w:r>
         <w:tab/>
@@ -2322,7 +2376,7 @@
         <w:rPr>
           <w:rStyle w:val="WorkNumber"/>
         </w:rPr>
-        <w:t xml:space="preserve">37</w:t>
+        <w:t xml:space="preserve">38</w:t>
       </w:r>
       <w:r>
         <w:tab/>
@@ -2376,7 +2430,7 @@
         <w:rPr>
           <w:rStyle w:val="WorkNumber"/>
         </w:rPr>
-        <w:t xml:space="preserve">38</w:t>
+        <w:t xml:space="preserve">39</w:t>
       </w:r>
       <w:r>
         <w:tab/>
@@ -2430,7 +2484,7 @@
         <w:rPr>
           <w:rStyle w:val="WorkNumber"/>
         </w:rPr>
-        <w:t xml:space="preserve">39</w:t>
+        <w:t xml:space="preserve">40</w:t>
       </w:r>
       <w:r>
         <w:tab/>
@@ -2484,7 +2538,7 @@
         <w:rPr>
           <w:rStyle w:val="WorkNumber"/>
         </w:rPr>
-        <w:t xml:space="preserve">40</w:t>
+        <w:t xml:space="preserve">41</w:t>
       </w:r>
       <w:r>
         <w:tab/>
@@ -2538,7 +2592,7 @@
         <w:rPr>
           <w:rStyle w:val="WorkNumber"/>
         </w:rPr>
-        <w:t xml:space="preserve">41</w:t>
+        <w:t xml:space="preserve">42</w:t>
       </w:r>
       <w:r>
         <w:tab/>
@@ -2592,7 +2646,7 @@
         <w:rPr>
           <w:rStyle w:val="WorkNumber"/>
         </w:rPr>
-        <w:t xml:space="preserve">42</w:t>
+        <w:t xml:space="preserve">43</w:t>
       </w:r>
       <w:r>
         <w:tab/>
@@ -2646,7 +2700,7 @@
         <w:rPr>
           <w:rStyle w:val="WorkNumber"/>
         </w:rPr>
-        <w:t xml:space="preserve">43</w:t>
+        <w:t xml:space="preserve">44</w:t>
       </w:r>
       <w:r>
         <w:tab/>
@@ -2700,7 +2754,7 @@
         <w:rPr>
           <w:rStyle w:val="WorkNumber"/>
         </w:rPr>
-        <w:t xml:space="preserve">44</w:t>
+        <w:t xml:space="preserve">45</w:t>
       </w:r>
       <w:r>
         <w:tab/>
@@ -2754,7 +2808,7 @@
         <w:rPr>
           <w:rStyle w:val="WorkNumber"/>
         </w:rPr>
-        <w:t xml:space="preserve">45</w:t>
+        <w:t xml:space="preserve">46</w:t>
       </w:r>
       <w:r>
         <w:tab/>
@@ -2808,7 +2862,7 @@
         <w:rPr>
           <w:rStyle w:val="WorkNumber"/>
         </w:rPr>
-        <w:t xml:space="preserve">46</w:t>
+        <w:t xml:space="preserve">47</w:t>
       </w:r>
       <w:r>
         <w:tab/>
@@ -2862,7 +2916,7 @@
         <w:rPr>
           <w:rStyle w:val="WorkNumber"/>
         </w:rPr>
-        <w:t xml:space="preserve">47</w:t>
+        <w:t xml:space="preserve">48</w:t>
       </w:r>
       <w:r>
         <w:tab/>
@@ -2916,7 +2970,7 @@
         <w:rPr>
           <w:rStyle w:val="WorkNumber"/>
         </w:rPr>
-        <w:t xml:space="preserve">48</w:t>
+        <w:t xml:space="preserve">49</w:t>
       </w:r>
       <w:r>
         <w:tab/>
@@ -2970,7 +3024,7 @@
         <w:rPr>
           <w:rStyle w:val="WorkNumber"/>
         </w:rPr>
-        <w:t xml:space="preserve">49</w:t>
+        <w:t xml:space="preserve">50</w:t>
       </w:r>
       <w:r>
         <w:tab/>
@@ -3024,7 +3078,7 @@
         <w:rPr>
           <w:rStyle w:val="WorkNumber"/>
         </w:rPr>
-        <w:t xml:space="preserve">50</w:t>
+        <w:t xml:space="preserve">51</w:t>
       </w:r>
       <w:r>
         <w:tab/>
@@ -3090,7 +3144,7 @@
         <w:rPr>
           <w:rStyle w:val="WorkNumber"/>
         </w:rPr>
-        <w:t xml:space="preserve">51</w:t>
+        <w:t xml:space="preserve">52</w:t>
       </w:r>
       <w:r>
         <w:tab/>
@@ -3144,7 +3198,7 @@
         <w:rPr>
           <w:rStyle w:val="WorkNumber"/>
         </w:rPr>
-        <w:t xml:space="preserve">52</w:t>
+        <w:t xml:space="preserve">53</w:t>
       </w:r>
       <w:r>
         <w:tab/>
@@ -3198,7 +3252,7 @@
         <w:rPr>
           <w:rStyle w:val="WorkNumber"/>
         </w:rPr>
-        <w:t xml:space="preserve">53</w:t>
+        <w:t xml:space="preserve">54</w:t>
       </w:r>
       <w:r>
         <w:tab/>
@@ -3252,7 +3306,7 @@
         <w:rPr>
           <w:rStyle w:val="WorkNumber"/>
         </w:rPr>
-        <w:t xml:space="preserve">54</w:t>
+        <w:t xml:space="preserve">55</w:t>
       </w:r>
       <w:r>
         <w:tab/>
@@ -3306,7 +3360,7 @@
         <w:rPr>
           <w:rStyle w:val="WorkNumber"/>
         </w:rPr>
-        <w:t xml:space="preserve">55</w:t>
+        <w:t xml:space="preserve">56</w:t>
       </w:r>
       <w:r>
         <w:tab/>
@@ -3360,7 +3414,7 @@
         <w:rPr>
           <w:rStyle w:val="WorkNumber"/>
         </w:rPr>
-        <w:t xml:space="preserve">56</w:t>
+        <w:t xml:space="preserve">57</w:t>
       </w:r>
       <w:r>
         <w:tab/>
@@ -3414,7 +3468,7 @@
         <w:rPr>
           <w:rStyle w:val="WorkNumber"/>
         </w:rPr>
-        <w:t xml:space="preserve">57</w:t>
+        <w:t xml:space="preserve">58</w:t>
       </w:r>
       <w:r>
         <w:tab/>
@@ -3468,7 +3522,7 @@
         <w:rPr>
           <w:rStyle w:val="WorkNumber"/>
         </w:rPr>
-        <w:t xml:space="preserve">58</w:t>
+        <w:t xml:space="preserve">59</w:t>
       </w:r>
       <w:r>
         <w:tab/>
@@ -3522,7 +3576,7 @@
         <w:rPr>
           <w:rStyle w:val="WorkNumber"/>
         </w:rPr>
-        <w:t xml:space="preserve">59</w:t>
+        <w:t xml:space="preserve">60</w:t>
       </w:r>
       <w:r>
         <w:tab/>
@@ -3615,7 +3669,7 @@
         <w:rPr>
           <w:rStyle w:val="WorkNumber"/>
         </w:rPr>
-        <w:t xml:space="preserve">60</w:t>
+        <w:t xml:space="preserve">61</w:t>
       </w:r>
       <w:r>
         <w:tab/>
@@ -3669,7 +3723,7 @@
         <w:rPr>
           <w:rStyle w:val="WorkNumber"/>
         </w:rPr>
-        <w:t xml:space="preserve">61</w:t>
+        <w:t xml:space="preserve">62</w:t>
       </w:r>
       <w:r>
         <w:tab/>
@@ -3723,7 +3777,7 @@
         <w:rPr>
           <w:rStyle w:val="WorkNumber"/>
         </w:rPr>
-        <w:t xml:space="preserve">62</w:t>
+        <w:t xml:space="preserve">63</w:t>
       </w:r>
       <w:r>
         <w:tab/>
@@ -3777,7 +3831,7 @@
         <w:rPr>
           <w:rStyle w:val="WorkNumber"/>
         </w:rPr>
-        <w:t xml:space="preserve">63</w:t>
+        <w:t xml:space="preserve">64</w:t>
       </w:r>
       <w:r>
         <w:tab/>
@@ -3870,7 +3924,7 @@
         <w:rPr>
           <w:rStyle w:val="WorkNumber"/>
         </w:rPr>
-        <w:t xml:space="preserve">64</w:t>
+        <w:t xml:space="preserve">65</w:t>
       </w:r>
       <w:r>
         <w:tab/>
